--- a/outputs/ki-prozessberatung-kmu/telefonat-nrw-bank-vorbereitung.docx
+++ b/outputs/ki-prozessberatung-kmu/telefonat-nrw-bank-vorbereitung.docx
@@ -303,6 +303,26 @@
       </w:pPr>
       <w:r>
         <w:t xml:space="preserve">Kann man ausschließlich Modul B (Test) beantragen, wenn die Konzeptionsleistung (Modul A) intern/kostenlos erbracht wird — oder ist Modul A Voraussetzung für Modul B?</w:t>
+      </w:r>
+    </w:p>
+    <w:p>
+      <w:pPr>
+        <w:spacing w:after="60" w:before="160"/>
+      </w:pPr>
+      <w:r>
+        <w:rPr>
+          <w:b/>
+          <w:bCs/>
+        </w:rPr>
+        <w:t xml:space="preserve">9. Vertrag mit auflösender Bedingung / Rücktrittsrecht</w:t>
+      </w:r>
+    </w:p>
+    <w:p>
+      <w:pPr>
+        <w:spacing w:after="500"/>
+      </w:pPr>
+      <w:r>
+        <w:t xml:space="preserve">Laut Richtlinie (Ziffer 4.1) ist der Abschluss eines Vertrags mit auflösender Bedingung oder einem ausdrücklichen, kostenfreien Rücktrittsrecht für den Fall der Nicht-Bewilligung unschädlich für den Vorhabenbeginn. Wird eine solche Klausel von der NRW.BANK in der Praxis anerkannt, und gibt es dafür eine empfohlene/akzeptierte Formulierung?</w:t>
       </w:r>
     </w:p>
     <w:sectPr>
